--- a/static/rechtliches/Impressum.docx
+++ b/static/rechtliches/Impressum.docx
@@ -37,7 +37,10 @@
         <w:ind w:left="-5" w:right="1909"/>
       </w:pPr>
       <w:r>
-        <w:t xml:space="preserve">Phone: +49 89 99954888 www.fraqment.com     www.directedby.me     www.goetzhudelmaier.com </w:t>
+        <w:t>Phone: +49 89 999548</w:t>
+      </w:r>
+      <w:r>
+        <w:t>92</w:t>
       </w:r>
     </w:p>
     <w:p>
@@ -79,7 +82,13 @@
         <w:ind w:left="-5" w:right="6723"/>
       </w:pPr>
       <w:r>
-        <w:t xml:space="preserve">Götz Hudelmaier David Purviance </w:t>
+        <w:t xml:space="preserve">Götz Hudelmaier </w:t>
+      </w:r>
+      <w:r>
+        <w:br/>
+      </w:r>
+      <w:r>
+        <w:t xml:space="preserve">David Purviance </w:t>
       </w:r>
     </w:p>
     <w:p>
@@ -103,17 +112,21 @@
         <w:ind w:left="-5"/>
       </w:pPr>
       <w:r>
-        <w:t xml:space="preserve">E-Mail: </w:t>
-      </w:r>
-      <w:r>
-        <w:rPr>
-          <w:color w:val="0000FF"/>
-          <w:u w:val="single" w:color="0000FF"/>
-        </w:rPr>
-        <w:t>info@umweltseite.com</w:t>
-      </w:r>
-      <w:r>
-        <w:t xml:space="preserve">  </w:t>
+        <w:t>E-Mail:</w:t>
+      </w:r>
+      <w:r>
+        <w:t xml:space="preserve"> </w:t>
+      </w:r>
+      <w:hyperlink r:id="rId5" w:history="1">
+        <w:r>
+          <w:rPr>
+            <w:rStyle w:val="Hyperlink"/>
+          </w:rPr>
+          <w:t>kontakt@climate-quest.de</w:t>
+        </w:r>
+      </w:hyperlink>
+      <w:r>
+        <w:t xml:space="preserve"> </w:t>
       </w:r>
     </w:p>
     <w:p>
@@ -132,6 +145,12 @@
       <w:pPr>
         <w:spacing w:after="0"/>
         <w:ind w:left="-5"/>
+        <w:jc w:val="both"/>
+        <w:rPr>
+          <w:rStyle w:val="Hyperlink"/>
+          <w:color w:val="000000"/>
+          <w:u w:val="none"/>
+        </w:rPr>
       </w:pPr>
       <w:r>
         <w:t>Der Webseitenbetreiber übernimmt keinerlei Haftung für den Wahrheitsgehalt der hochgeladenen</w:t>
@@ -157,17 +176,24 @@
         <w:t xml:space="preserve"> einer</w:t>
       </w:r>
       <w:r>
-        <w:t xml:space="preserve"> Begründung unter </w:t>
-      </w:r>
-      <w:r>
-        <w:rPr>
-          <w:color w:val="0000FF"/>
-          <w:u w:val="single" w:color="0000FF"/>
-        </w:rPr>
-        <w:t>info@umweltseite.com</w:t>
-      </w:r>
-      <w:r>
-        <w:t xml:space="preserve"> melden, woraufhin der Inhalt</w:t>
+        <w:t xml:space="preserve"> Begründung unter</w:t>
+      </w:r>
+      <w:r>
+        <w:t xml:space="preserve"> </w:t>
+      </w:r>
+      <w:hyperlink r:id="rId6" w:history="1">
+        <w:r>
+          <w:rPr>
+            <w:rStyle w:val="Hyperlink"/>
+          </w:rPr>
+          <w:t>kontakt@climate-quest.de</w:t>
+        </w:r>
+      </w:hyperlink>
+      <w:r>
+        <w:t xml:space="preserve"> </w:t>
+      </w:r>
+      <w:r>
+        <w:t>melden, woraufhin der Inhalt</w:t>
       </w:r>
       <w:r>
         <w:t xml:space="preserve"> geprüft und ggf.</w:t>
@@ -176,19 +202,18 @@
         <w:t xml:space="preserve"> gelöscht wird. </w:t>
       </w:r>
       <w:r>
-        <w:t>Dies kann allerdings einige Zeit dauern</w:t>
+        <w:t xml:space="preserve">Dies </w:t>
+      </w:r>
+      <w:proofErr w:type="gramStart"/>
+      <w:r>
+        <w:t>kann</w:t>
+      </w:r>
+      <w:proofErr w:type="gramEnd"/>
+      <w:r>
+        <w:t xml:space="preserve"> allerdings einige Zeit dauern</w:t>
       </w:r>
       <w:r>
         <w:t>.</w:t>
-      </w:r>
-    </w:p>
-    <w:p>
-      <w:pPr>
-        <w:spacing w:after="0" w:line="259" w:lineRule="auto"/>
-        <w:ind w:left="0" w:firstLine="0"/>
-      </w:pPr>
-      <w:r>
-        <w:t xml:space="preserve"> </w:t>
       </w:r>
     </w:p>
     <w:sectPr>
@@ -637,6 +662,29 @@
     <w:semiHidden/>
     <w:unhideWhenUsed/>
   </w:style>
+  <w:style w:type="character" w:styleId="Hyperlink">
+    <w:name w:val="Hyperlink"/>
+    <w:basedOn w:val="Absatz-Standardschriftart"/>
+    <w:uiPriority w:val="99"/>
+    <w:unhideWhenUsed/>
+    <w:rsid w:val="00B07064"/>
+    <w:rPr>
+      <w:color w:val="0000FF"/>
+      <w:u w:val="single"/>
+    </w:rPr>
+  </w:style>
+  <w:style w:type="character" w:styleId="NichtaufgelsteErwhnung">
+    <w:name w:val="Unresolved Mention"/>
+    <w:basedOn w:val="Absatz-Standardschriftart"/>
+    <w:uiPriority w:val="99"/>
+    <w:semiHidden/>
+    <w:unhideWhenUsed/>
+    <w:rsid w:val="00F54FFB"/>
+    <w:rPr>
+      <w:color w:val="605E5C"/>
+      <w:shd w:val="clear" w:color="auto" w:fill="E1DFDD"/>
+    </w:rPr>
+  </w:style>
 </w:styles>
 </file>
 
@@ -738,7 +786,7 @@
         <a:latin typeface="Aptos" panose="02110004020202020204"/>
         <a:ea typeface=""/>
         <a:cs typeface=""/>
-        <a:font script="Jpan" typeface="游明朝"/>
+        <a:font script="Jpan" typeface="游ゴシック"/>
         <a:font script="Hang" typeface="맑은 고딕"/>
         <a:font script="Hans" typeface="等线"/>
         <a:font script="Hant" typeface="新細明體"/>
@@ -846,6 +894,13 @@
         </a:gradFill>
       </a:fillStyleLst>
       <a:lnStyleLst>
+        <a:ln w="6350" cap="flat" cmpd="sng" algn="ctr">
+          <a:solidFill>
+            <a:schemeClr val="phClr"/>
+          </a:solidFill>
+          <a:prstDash val="solid"/>
+          <a:miter lim="800000"/>
+        </a:ln>
         <a:ln w="12700" cap="flat" cmpd="sng" algn="ctr">
           <a:solidFill>
             <a:schemeClr val="phClr"/>
@@ -854,13 +909,6 @@
           <a:miter lim="800000"/>
         </a:ln>
         <a:ln w="19050" cap="flat" cmpd="sng" algn="ctr">
-          <a:solidFill>
-            <a:schemeClr val="phClr"/>
-          </a:solidFill>
-          <a:prstDash val="solid"/>
-          <a:miter lim="800000"/>
-        </a:ln>
-        <a:ln w="25400" cap="flat" cmpd="sng" algn="ctr">
           <a:solidFill>
             <a:schemeClr val="phClr"/>
           </a:solidFill>
@@ -925,32 +973,24 @@
       </a:bgFillStyleLst>
     </a:fmtScheme>
   </a:themeElements>
-  <a:objectDefaults>
-    <a:lnDef>
-      <a:spPr/>
-      <a:bodyPr/>
-      <a:lstStyle/>
-      <a:style>
-        <a:lnRef idx="2">
-          <a:schemeClr val="accent1"/>
-        </a:lnRef>
-        <a:fillRef idx="0">
-          <a:schemeClr val="accent1"/>
-        </a:fillRef>
-        <a:effectRef idx="1">
-          <a:schemeClr val="accent1"/>
-        </a:effectRef>
-        <a:fontRef idx="minor">
-          <a:schemeClr val="tx1"/>
-        </a:fontRef>
-      </a:style>
-    </a:lnDef>
-  </a:objectDefaults>
+  <a:objectDefaults/>
   <a:extraClrSchemeLst/>
   <a:extLst>
     <a:ext uri="{05A4C25C-085E-4340-85A3-A5531E510DB2}">
-      <thm15:themeFamily xmlns:thm15="http://schemas.microsoft.com/office/thememl/2012/main" name="Office Theme" id="{2E142A2C-CD16-42D6-873A-C26D2A0506FA}" vid="{1BDDFF52-6CD6-40A5-AB3C-68EB2F1E4D0A}"/>
+      <thm15:themeFamily xmlns:thm15="http://schemas.microsoft.com/office/thememl/2012/main" name="Office Theme" id="{62F939B6-93AF-4DB8-9C6B-D6C7DFDC589F}" vid="{4A3C46E8-61CC-4603-A589-7422A47A8E4A}"/>
     </a:ext>
   </a:extLst>
 </a:theme>
+</file>
+
+<file path=customXml/item1.xml><?xml version="1.0" encoding="utf-8"?>
+<b:Sources xmlns:b="http://schemas.openxmlformats.org/officeDocument/2006/bibliography" xmlns="http://schemas.openxmlformats.org/officeDocument/2006/bibliography" SelectedStyle="/APASixthEditionOfficeOnline.xsl" StyleName="APA" Version="6"/>
+</file>
+
+<file path=customXml/itemProps1.xml><?xml version="1.0" encoding="utf-8"?>
+<ds:datastoreItem xmlns:ds="http://schemas.openxmlformats.org/officeDocument/2006/customXml" ds:itemID="{F3960510-BF2F-054A-96C6-7A3A8E28179D}">
+  <ds:schemaRefs>
+    <ds:schemaRef ds:uri="http://schemas.openxmlformats.org/officeDocument/2006/bibliography"/>
+  </ds:schemaRefs>
+</ds:datastoreItem>
 </file>
--- a/static/rechtliches/Impressum.docx
+++ b/static/rechtliches/Impressum.docx
@@ -113,70 +113,6 @@
       </w:pPr>
       <w:r>
         <w:t>E-Mail:</w:t>
-      </w:r>
-      <w:r>
-        <w:t xml:space="preserve"> </w:t>
-      </w:r>
-      <w:hyperlink r:id="rId5" w:history="1">
-        <w:r>
-          <w:rPr>
-            <w:rStyle w:val="Hyperlink"/>
-          </w:rPr>
-          <w:t>kontakt@climate-quest.de</w:t>
-        </w:r>
-      </w:hyperlink>
-      <w:r>
-        <w:t xml:space="preserve"> </w:t>
-      </w:r>
-    </w:p>
-    <w:p>
-      <w:pPr>
-        <w:spacing w:after="256" w:line="259" w:lineRule="auto"/>
-        <w:ind w:left="-5"/>
-      </w:pPr>
-      <w:r>
-        <w:rPr>
-          <w:b/>
-        </w:rPr>
-        <w:t xml:space="preserve">Haftungsausschluss: </w:t>
-      </w:r>
-    </w:p>
-    <w:p>
-      <w:pPr>
-        <w:spacing w:after="0"/>
-        <w:ind w:left="-5"/>
-        <w:jc w:val="both"/>
-        <w:rPr>
-          <w:rStyle w:val="Hyperlink"/>
-          <w:color w:val="000000"/>
-          <w:u w:val="none"/>
-        </w:rPr>
-      </w:pPr>
-      <w:r>
-        <w:t>Der Webseitenbetreiber übernimmt keinerlei Haftung für den Wahrheitsgehalt der hochgeladenen</w:t>
-      </w:r>
-      <w:r>
-        <w:t xml:space="preserve"> Artikel, Events und </w:t>
-      </w:r>
-      <w:proofErr w:type="spellStart"/>
-      <w:r>
-        <w:t>Forumbeiträge</w:t>
-      </w:r>
-      <w:proofErr w:type="spellEnd"/>
-      <w:r>
-        <w:t>, da sie von Nutzern erstellt wurden. Sollten diese nicht mit Nutzungsbedingungen übereinstimmen oder falsch sein, können Sie dies jederzeit unter Angabe de</w:t>
-      </w:r>
-      <w:r>
-        <w:t xml:space="preserve">r URL </w:t>
-      </w:r>
-      <w:r>
-        <w:t>sowie</w:t>
-      </w:r>
-      <w:r>
-        <w:t xml:space="preserve"> einer</w:t>
-      </w:r>
-      <w:r>
-        <w:t xml:space="preserve"> Begründung unter</w:t>
       </w:r>
       <w:r>
         <w:t xml:space="preserve"> </w:t>
@@ -192,6 +128,65 @@
       <w:r>
         <w:t xml:space="preserve"> </w:t>
       </w:r>
+    </w:p>
+    <w:p>
+      <w:pPr>
+        <w:spacing w:after="256" w:line="259" w:lineRule="auto"/>
+        <w:ind w:left="-5"/>
+      </w:pPr>
+      <w:r>
+        <w:rPr>
+          <w:b/>
+        </w:rPr>
+        <w:t xml:space="preserve">Haftungsausschluss: </w:t>
+      </w:r>
+    </w:p>
+    <w:p>
+      <w:pPr>
+        <w:spacing w:after="0"/>
+        <w:ind w:left="-5"/>
+        <w:jc w:val="both"/>
+      </w:pPr>
+      <w:r>
+        <w:t>Der Webseitenbetreiber übernimmt keinerlei Haftung für den Wahrheitsgehalt der hochgeladenen</w:t>
+      </w:r>
+      <w:r>
+        <w:t xml:space="preserve"> Artikel, Events und </w:t>
+      </w:r>
+      <w:proofErr w:type="spellStart"/>
+      <w:r>
+        <w:t>Forumbeiträge</w:t>
+      </w:r>
+      <w:proofErr w:type="spellEnd"/>
+      <w:r>
+        <w:t>, da sie von Nutzern erstellt wurden. Sollten diese nicht mit Nutzungsbedingungen übereinstimmen oder falsch sein, können Sie dies jederzeit unter Angabe de</w:t>
+      </w:r>
+      <w:r>
+        <w:t xml:space="preserve">r URL </w:t>
+      </w:r>
+      <w:r>
+        <w:t>sowie</w:t>
+      </w:r>
+      <w:r>
+        <w:t xml:space="preserve"> einer</w:t>
+      </w:r>
+      <w:r>
+        <w:t xml:space="preserve"> Begründung unter</w:t>
+      </w:r>
+      <w:r>
+        <w:t xml:space="preserve"> </w:t>
+      </w:r>
+      <w:hyperlink r:id="rId7" w:history="1">
+        <w:r>
+          <w:rPr>
+            <w:rStyle w:val="Hyperlink"/>
+          </w:rPr>
+          <w:t>kontakt@climate-quest.de</w:t>
+        </w:r>
+      </w:hyperlink>
+      <w:r>
+        <w:t xml:space="preserve"> </w:t>
+      </w:r>
       <w:r>
         <w:t>melden, woraufhin der Inhalt</w:t>
       </w:r>
@@ -214,6 +209,151 @@
       </w:r>
       <w:r>
         <w:t>.</w:t>
+      </w:r>
+    </w:p>
+    <w:p>
+      <w:pPr>
+        <w:spacing w:after="0"/>
+        <w:ind w:left="-5"/>
+        <w:jc w:val="both"/>
+      </w:pPr>
+    </w:p>
+    <w:p>
+      <w:pPr>
+        <w:spacing w:after="0"/>
+        <w:ind w:left="-5"/>
+        <w:jc w:val="both"/>
+        <w:rPr>
+          <w:b/>
+          <w:bCs/>
+        </w:rPr>
+      </w:pPr>
+      <w:r>
+        <w:rPr>
+          <w:b/>
+          <w:bCs/>
+        </w:rPr>
+        <w:t>Quellen:</w:t>
+      </w:r>
+    </w:p>
+    <w:p>
+      <w:pPr>
+        <w:pStyle w:val="Listenabsatz"/>
+        <w:numPr>
+          <w:ilvl w:val="0"/>
+          <w:numId w:val="1"/>
+        </w:numPr>
+        <w:spacing w:after="0"/>
+        <w:rPr>
+          <w:rStyle w:val="Hyperlink"/>
+          <w:color w:val="000000"/>
+          <w:u w:val="none"/>
+        </w:rPr>
+      </w:pPr>
+      <w:r>
+        <w:rPr>
+          <w:rStyle w:val="Hyperlink"/>
+          <w:color w:val="000000"/>
+          <w:u w:val="none"/>
+        </w:rPr>
+        <w:t xml:space="preserve">Emojis: </w:t>
+      </w:r>
+      <w:proofErr w:type="spellStart"/>
+      <w:r>
+        <w:rPr>
+          <w:rStyle w:val="Hyperlink"/>
+          <w:color w:val="000000"/>
+          <w:u w:val="none"/>
+        </w:rPr>
+        <w:t>OpenMoji</w:t>
+      </w:r>
+      <w:proofErr w:type="spellEnd"/>
+      <w:r>
+        <w:rPr>
+          <w:rStyle w:val="Hyperlink"/>
+          <w:color w:val="000000"/>
+          <w:u w:val="none"/>
+        </w:rPr>
+        <w:t xml:space="preserve"> (</w:t>
+      </w:r>
+      <w:hyperlink r:id="rId8" w:history="1">
+        <w:r>
+          <w:rPr>
+            <w:rStyle w:val="Hyperlink"/>
+          </w:rPr>
+          <w:t>https://openmoji.org</w:t>
+        </w:r>
+      </w:hyperlink>
+      <w:r>
+        <w:rPr>
+          <w:rStyle w:val="Hyperlink"/>
+          <w:color w:val="000000"/>
+          <w:u w:val="none"/>
+        </w:rPr>
+        <w:t>), lizenziert unter CC BY-SA 4.0</w:t>
+      </w:r>
+      <w:r>
+        <w:rPr>
+          <w:rStyle w:val="Hyperlink"/>
+          <w:color w:val="000000"/>
+          <w:u w:val="none"/>
+        </w:rPr>
+        <w:t xml:space="preserve"> (</w:t>
+      </w:r>
+      <w:hyperlink r:id="rId9" w:history="1">
+        <w:r>
+          <w:rPr>
+            <w:rStyle w:val="Hyperlink"/>
+          </w:rPr>
+          <w:t>https://creativecommons.org/licenses/by-sa/4.0/#ref-indicate-changes</w:t>
+        </w:r>
+      </w:hyperlink>
+      <w:r>
+        <w:rPr>
+          <w:rStyle w:val="Hyperlink"/>
+          <w:color w:val="000000"/>
+          <w:u w:val="none"/>
+        </w:rPr>
+        <w:t>) Es wurden keine Änderungen vorgenommen</w:t>
+      </w:r>
+    </w:p>
+    <w:p>
+      <w:pPr>
+        <w:pStyle w:val="Listenabsatz"/>
+        <w:numPr>
+          <w:ilvl w:val="0"/>
+          <w:numId w:val="1"/>
+        </w:numPr>
+        <w:spacing w:after="0"/>
+        <w:rPr>
+          <w:rStyle w:val="Hyperlink"/>
+          <w:color w:val="000000"/>
+          <w:u w:val="none"/>
+        </w:rPr>
+      </w:pPr>
+      <w:r>
+        <w:rPr>
+          <w:rStyle w:val="Hyperlink"/>
+          <w:color w:val="000000"/>
+          <w:u w:val="none"/>
+        </w:rPr>
+        <w:t xml:space="preserve">Bilder: </w:t>
+      </w:r>
+      <w:hyperlink r:id="rId10" w:history="1">
+        <w:r>
+          <w:rPr>
+            <w:rStyle w:val="Hyperlink"/>
+          </w:rPr>
+          <w:t>https://pixabay.com</w:t>
+        </w:r>
+      </w:hyperlink>
+      <w:r>
+        <w:rPr>
+          <w:rStyle w:val="Hyperlink"/>
+          <w:color w:val="000000"/>
+          <w:u w:val="none"/>
+        </w:rPr>
+        <w:t xml:space="preserve"> </w:t>
       </w:r>
     </w:p>
     <w:sectPr>
@@ -223,6 +363,127 @@
     </w:sectPr>
   </w:body>
 </w:document>
+</file>
+
+<file path=word/numbering.xml><?xml version="1.0" encoding="utf-8"?>
+<w:numbering xmlns:wpc="http://schemas.microsoft.com/office/word/2010/wordprocessingCanvas" xmlns:cx="http://schemas.microsoft.com/office/drawing/2014/chartex" xmlns:cx1="http://schemas.microsoft.com/office/drawing/2015/9/8/chartex" xmlns:cx2="http://schemas.microsoft.com/office/drawing/2015/10/21/chartex" xmlns:cx3="http://schemas.microsoft.com/office/drawing/2016/5/9/chartex" xmlns:cx4="http://schemas.microsoft.com/office/drawing/2016/5/10/chartex" xmlns:cx5="http://schemas.microsoft.com/office/drawing/2016/5/11/chartex" xmlns:cx6="http://schemas.microsoft.com/office/drawing/2016/5/12/chartex" xmlns:cx7="http://schemas.microsoft.com/office/drawing/2016/5/13/chartex" xmlns:cx8="http://schemas.microsoft.com/office/drawing/2016/5/14/chartex" xmlns:mc="http://schemas.openxmlformats.org/markup-compatibility/2006" xmlns:aink="http://schemas.microsoft.com/office/drawing/2016/ink" xmlns:am3d="http://schemas.microsoft.com/office/drawing/2017/model3d" xmlns:o="urn:schemas-microsoft-com:office:office" xmlns:oel="http://schemas.microsoft.com/office/2019/extlst" xmlns:r="http://schemas.openxmlformats.org/officeDocument/2006/relationships" xmlns:m="http://schemas.openxmlformats.org/officeDocument/2006/math" xmlns:v="urn:schemas-microsoft-com:vml" xmlns:wp14="http://schemas.microsoft.com/office/word/2010/wordprocessingDrawing" xmlns:wp="http://schemas.openxmlformats.org/drawingml/2006/wordprocessingDrawing" xmlns:w10="urn:schemas-microsoft-com:office:word" xmlns:w="http://schemas.openxmlformats.org/wordprocessingml/2006/main" xmlns:w14="http://schemas.microsoft.com/office/word/2010/wordml" xmlns:w15="http://schemas.microsoft.com/office/word/2012/wordml" xmlns:w16cex="http://schemas.microsoft.com/office/word/2018/wordml/cex" xmlns:w16cid="http://schemas.microsoft.com/office/word/2016/wordml/cid" xmlns:w16="http://schemas.microsoft.com/office/word/2018/wordml" xmlns:w16du="http://schemas.microsoft.com/office/word/2023/wordml/word16du" xmlns:w16sdtdh="http://schemas.microsoft.com/office/word/2020/wordml/sdtdatahash" xmlns:w16sdtfl="http://schemas.microsoft.com/office/word/2024/wordml/sdtformatlock" xmlns:w16se="http://schemas.microsoft.com/office/word/2015/wordml/symex" xmlns:wpg="http://schemas.microsoft.com/office/word/2010/wordprocessingGroup" xmlns:wpi="http://schemas.microsoft.com/office/word/2010/wordprocessingInk" xmlns:wne="http://schemas.microsoft.com/office/word/2006/wordml" xmlns:wps="http://schemas.microsoft.com/office/word/2010/wordprocessingShape" mc:Ignorable="w14 w15 w16se w16cid w16 w16cex w16sdtdh w16sdtfl w16du wp14">
+  <w:abstractNum w:abstractNumId="0" w15:restartNumberingAfterBreak="0">
+    <w:nsid w:val="17FB1F29"/>
+    <w:multiLevelType w:val="hybridMultilevel"/>
+    <w:tmpl w:val="193EA606"/>
+    <w:lvl w:ilvl="0" w:tplc="04070001">
+      <w:start w:val="1"/>
+      <w:numFmt w:val="bullet"/>
+      <w:lvlText w:val=""/>
+      <w:lvlJc w:val="left"/>
+      <w:pPr>
+        <w:ind w:left="705" w:hanging="360"/>
+      </w:pPr>
+      <w:rPr>
+        <w:rFonts w:ascii="Symbol" w:hAnsi="Symbol" w:hint="default"/>
+      </w:rPr>
+    </w:lvl>
+    <w:lvl w:ilvl="1" w:tplc="04070003">
+      <w:start w:val="1"/>
+      <w:numFmt w:val="bullet"/>
+      <w:lvlText w:val="o"/>
+      <w:lvlJc w:val="left"/>
+      <w:pPr>
+        <w:ind w:left="1425" w:hanging="360"/>
+      </w:pPr>
+      <w:rPr>
+        <w:rFonts w:ascii="Courier New" w:hAnsi="Courier New" w:hint="default"/>
+      </w:rPr>
+    </w:lvl>
+    <w:lvl w:ilvl="2" w:tplc="04070005" w:tentative="1">
+      <w:start w:val="1"/>
+      <w:numFmt w:val="bullet"/>
+      <w:lvlText w:val=""/>
+      <w:lvlJc w:val="left"/>
+      <w:pPr>
+        <w:ind w:left="2145" w:hanging="360"/>
+      </w:pPr>
+      <w:rPr>
+        <w:rFonts w:ascii="Wingdings" w:hAnsi="Wingdings" w:hint="default"/>
+      </w:rPr>
+    </w:lvl>
+    <w:lvl w:ilvl="3" w:tplc="04070001" w:tentative="1">
+      <w:start w:val="1"/>
+      <w:numFmt w:val="bullet"/>
+      <w:lvlText w:val=""/>
+      <w:lvlJc w:val="left"/>
+      <w:pPr>
+        <w:ind w:left="2865" w:hanging="360"/>
+      </w:pPr>
+      <w:rPr>
+        <w:rFonts w:ascii="Symbol" w:hAnsi="Symbol" w:hint="default"/>
+      </w:rPr>
+    </w:lvl>
+    <w:lvl w:ilvl="4" w:tplc="04070003" w:tentative="1">
+      <w:start w:val="1"/>
+      <w:numFmt w:val="bullet"/>
+      <w:lvlText w:val="o"/>
+      <w:lvlJc w:val="left"/>
+      <w:pPr>
+        <w:ind w:left="3585" w:hanging="360"/>
+      </w:pPr>
+      <w:rPr>
+        <w:rFonts w:ascii="Courier New" w:hAnsi="Courier New" w:hint="default"/>
+      </w:rPr>
+    </w:lvl>
+    <w:lvl w:ilvl="5" w:tplc="04070005" w:tentative="1">
+      <w:start w:val="1"/>
+      <w:numFmt w:val="bullet"/>
+      <w:lvlText w:val=""/>
+      <w:lvlJc w:val="left"/>
+      <w:pPr>
+        <w:ind w:left="4305" w:hanging="360"/>
+      </w:pPr>
+      <w:rPr>
+        <w:rFonts w:ascii="Wingdings" w:hAnsi="Wingdings" w:hint="default"/>
+      </w:rPr>
+    </w:lvl>
+    <w:lvl w:ilvl="6" w:tplc="04070001" w:tentative="1">
+      <w:start w:val="1"/>
+      <w:numFmt w:val="bullet"/>
+      <w:lvlText w:val=""/>
+      <w:lvlJc w:val="left"/>
+      <w:pPr>
+        <w:ind w:left="5025" w:hanging="360"/>
+      </w:pPr>
+      <w:rPr>
+        <w:rFonts w:ascii="Symbol" w:hAnsi="Symbol" w:hint="default"/>
+      </w:rPr>
+    </w:lvl>
+    <w:lvl w:ilvl="7" w:tplc="04070003" w:tentative="1">
+      <w:start w:val="1"/>
+      <w:numFmt w:val="bullet"/>
+      <w:lvlText w:val="o"/>
+      <w:lvlJc w:val="left"/>
+      <w:pPr>
+        <w:ind w:left="5745" w:hanging="360"/>
+      </w:pPr>
+      <w:rPr>
+        <w:rFonts w:ascii="Courier New" w:hAnsi="Courier New" w:hint="default"/>
+      </w:rPr>
+    </w:lvl>
+    <w:lvl w:ilvl="8" w:tplc="04070005" w:tentative="1">
+      <w:start w:val="1"/>
+      <w:numFmt w:val="bullet"/>
+      <w:lvlText w:val=""/>
+      <w:lvlJc w:val="left"/>
+      <w:pPr>
+        <w:ind w:left="6465" w:hanging="360"/>
+      </w:pPr>
+      <w:rPr>
+        <w:rFonts w:ascii="Wingdings" w:hAnsi="Wingdings" w:hint="default"/>
+      </w:rPr>
+    </w:lvl>
+  </w:abstractNum>
+  <w:num w:numId="1" w16cid:durableId="1303265217">
+    <w:abstractNumId w:val="0"/>
+  </w:num>
+</w:numbering>
 </file>
 
 <file path=word/styles.xml><?xml version="1.0" encoding="utf-8"?>
@@ -685,6 +946,17 @@
       <w:shd w:val="clear" w:color="auto" w:fill="E1DFDD"/>
     </w:rPr>
   </w:style>
+  <w:style w:type="paragraph" w:styleId="Listenabsatz">
+    <w:name w:val="List Paragraph"/>
+    <w:basedOn w:val="Standard"/>
+    <w:uiPriority w:val="34"/>
+    <w:qFormat/>
+    <w:rsid w:val="00154FBB"/>
+    <w:pPr>
+      <w:ind w:left="720"/>
+      <w:contextualSpacing/>
+    </w:pPr>
+  </w:style>
 </w:styles>
 </file>
 

--- a/static/rechtliches/Impressum.docx
+++ b/static/rechtliches/Impressum.docx
@@ -214,7 +214,7 @@
     <w:p>
       <w:pPr>
         <w:spacing w:after="0"/>
-        <w:ind w:left="-5"/>
+        <w:ind w:left="0" w:firstLine="0"/>
         <w:jc w:val="both"/>
       </w:pPr>
     </w:p>
@@ -300,7 +300,7 @@
         </w:rPr>
         <w:t xml:space="preserve"> (</w:t>
       </w:r>
-      <w:hyperlink r:id="rId9" w:history="1">
+      <w:hyperlink r:id="rId9" w:anchor="ref-indicate-changes" w:history="1">
         <w:r>
           <w:rPr>
             <w:rStyle w:val="Hyperlink"/>
@@ -345,6 +345,45 @@
             <w:rStyle w:val="Hyperlink"/>
           </w:rPr>
           <w:t>https://pixabay.com</w:t>
+        </w:r>
+      </w:hyperlink>
+      <w:r>
+        <w:rPr>
+          <w:rStyle w:val="Hyperlink"/>
+          <w:color w:val="000000"/>
+          <w:u w:val="none"/>
+        </w:rPr>
+        <w:t xml:space="preserve"> </w:t>
+      </w:r>
+    </w:p>
+    <w:p>
+      <w:pPr>
+        <w:pStyle w:val="Listenabsatz"/>
+        <w:numPr>
+          <w:ilvl w:val="0"/>
+          <w:numId w:val="1"/>
+        </w:numPr>
+        <w:spacing w:after="0"/>
+        <w:rPr>
+          <w:rStyle w:val="Hyperlink"/>
+          <w:color w:val="000000"/>
+          <w:u w:val="none"/>
+        </w:rPr>
+      </w:pPr>
+      <w:r>
+        <w:rPr>
+          <w:rStyle w:val="Hyperlink"/>
+          <w:color w:val="000000"/>
+          <w:u w:val="none"/>
+        </w:rPr>
+        <w:t xml:space="preserve">Musik: </w:t>
+      </w:r>
+      <w:hyperlink r:id="rId11" w:history="1">
+        <w:r>
+          <w:rPr>
+            <w:rStyle w:val="Hyperlink"/>
+          </w:rPr>
+          <w:t>https://udio.com</w:t>
         </w:r>
       </w:hyperlink>
       <w:r>
